--- a/ch11_answers.docx
+++ b/ch11_answers.docx
@@ -4,7 +4,8 @@
   <w:body>
     <w:p>
       <w:pPr>
-        <w:spacing w:after="400"/>
+        <w:spacing w:after="80"/>
+        <w:jc w:val="center"/>
       </w:pPr>
       <w:r>
         <w:rPr>
@@ -14,162 +15,463 @@
           <w:sz w:val="36"/>
           <w:szCs w:val="36"/>
         </w:rPr>
-        <w:t xml:space="preserve">第 11 章 BJT 數位電路 — 習題解答</w:t>
-      </w:r>
-    </w:p>
-    <w:p>
-      <w:pPr>
-        <w:spacing w:after="200"/>
-      </w:pPr>
-      <w:r>
-        <w:rPr>
-          <w:b/>
-          <w:bCs/>
-        </w:rPr>
-        <w:t xml:space="preserve">1. </w:t>
-      </w:r>
-      <w:r>
-        <w:t xml:space="preserve">(1) RC = 2.4 kΩ、RB = 43 kΩ。(2) Pavg = 5.25 mW。</w:t>
-      </w:r>
-    </w:p>
-    <w:p>
-      <w:pPr>
-        <w:spacing w:after="200"/>
-      </w:pPr>
-      <w:r>
-        <w:rPr>
-          <w:b/>
-          <w:bCs/>
-        </w:rPr>
-        <w:t xml:space="preserve">2. </w:t>
-      </w:r>
-      <w:r>
-        <w:t xml:space="preserve">(1) RB,max ≈ 896 kΩ。(2) RC,min ≈ 11.2 Ω。</w:t>
-      </w:r>
-    </w:p>
-    <w:p>
-      <w:pPr>
-        <w:spacing w:after="200"/>
-      </w:pPr>
-      <w:r>
-        <w:rPr>
-          <w:b/>
-          <w:bCs/>
-        </w:rPr>
-        <w:t xml:space="preserve">3. </w:t>
-      </w:r>
-      <w:r>
-        <w:t xml:space="preserve">Pavg ≈ 1.03 mW。</w:t>
-      </w:r>
-    </w:p>
-    <w:p>
-      <w:pPr>
-        <w:spacing w:after="200"/>
-      </w:pPr>
-      <w:r>
-        <w:rPr>
-          <w:b/>
-          <w:bCs/>
-        </w:rPr>
-        <w:t xml:space="preserve">4. </w:t>
-      </w:r>
-      <w:r>
-        <w:t xml:space="preserve">RB ≈ 3.42 kΩ。</w:t>
-      </w:r>
-    </w:p>
-    <w:p>
-      <w:pPr>
-        <w:spacing w:after="200"/>
-      </w:pPr>
-      <w:r>
-        <w:rPr>
-          <w:b/>
-          <w:bCs/>
-        </w:rPr>
-        <w:t xml:space="preserve">5. </w:t>
-      </w:r>
-      <w:r>
-        <w:t xml:space="preserve">Pavg ≈ 7.8 mW。</w:t>
-      </w:r>
-    </w:p>
-    <w:p>
-      <w:pPr>
-        <w:spacing w:after="200"/>
-      </w:pPr>
-      <w:r>
-        <w:rPr>
-          <w:b/>
-          <w:bCs/>
-        </w:rPr>
-        <w:t xml:space="preserve">6. </w:t>
-      </w:r>
-      <w:r>
-        <w:t xml:space="preserve">(1) Io ≈ 3.63 mA（Vo ≈ 3.63 V）。(2) P ≈ 18.1 mW。</w:t>
-      </w:r>
-    </w:p>
-    <w:p>
-      <w:pPr>
-        <w:spacing w:after="200"/>
-      </w:pPr>
-      <w:r>
-        <w:rPr>
-          <w:b/>
-          <w:bCs/>
-        </w:rPr>
-        <w:t xml:space="preserve">7. </w:t>
-      </w:r>
-      <w:r>
-        <w:t xml:space="preserve">Io ≈ 0.40 mA，Vo ≈ 4.05 V，P ≈ 2.0 mW。（RL ≫ R4 時，R4 影響甚小。）</w:t>
-      </w:r>
-    </w:p>
-    <w:p>
-      <w:pPr>
-        <w:spacing w:after="200"/>
-      </w:pPr>
-      <w:r>
-        <w:rPr>
-          <w:b/>
-          <w:bCs/>
-        </w:rPr>
-        <w:t xml:space="preserve">8. </w:t>
-      </w:r>
-      <w:r>
-        <w:t xml:space="preserve">VH = 4.5 V、VL = 0.5 V；因輸出 npn 為射極隨耦器，各損失一個 VBE(on)。</w:t>
-      </w:r>
-    </w:p>
-    <w:p>
-      <w:pPr>
-        <w:spacing w:after="200"/>
-      </w:pPr>
-      <w:r>
-        <w:rPr>
-          <w:b/>
-          <w:bCs/>
-        </w:rPr>
-        <w:t xml:space="preserve">9. </w:t>
-      </w:r>
-      <w:r>
-        <w:t xml:space="preserve">等效時間常數 τ = RON·C/(β+1) ≈ 9.9 ps，充至 VH 約 ~30 ps——比純 RON·C = 1 ns 快約 (β+1) 倍，正是 BiCMOS 速度優勢所在。</w:t>
-      </w:r>
-    </w:p>
-    <w:p>
-      <w:pPr>
-        <w:spacing w:after="200"/>
-      </w:pPr>
-      <w:r>
-        <w:rPr>
-          <w:b/>
-          <w:bCs/>
-        </w:rPr>
-        <w:t xml:space="preserve">10. </w:t>
-      </w:r>
-      <w:r>
-        <w:t xml:space="preserve">τ ≈ 9.9 ps，放電至 VL 約 ~30 ps（同樣被 BJT 電流增益加速約 (β+1) 倍）。</w:t>
+        <w:t xml:space="preserve">第 11 章  BJT 數位電路</w:t>
+      </w:r>
+    </w:p>
+    <w:p>
+      <w:pPr>
+        <w:spacing w:after="200"/>
+        <w:jc w:val="center"/>
+      </w:pPr>
+      <w:r>
+        <w:rPr>
+          <w:rFonts w:ascii="Microsoft JhengHei" w:cs="Microsoft JhengHei" w:eastAsia="Microsoft JhengHei" w:hAnsi="Microsoft JhengHei"/>
+          <w:color w:val="888888"/>
+          <w:sz w:val="22"/>
+          <w:szCs w:val="22"/>
+        </w:rPr>
+        <w:t xml:space="preserve">習題解答</w:t>
+      </w:r>
+    </w:p>
+    <w:p>
+      <w:pPr>
+        <w:pBdr>
+          <w:bottom w:val="single" w:color="185CA0" w:sz="4" w:space="8"/>
+        </w:pBdr>
+        <w:spacing w:after="360"/>
+      </w:pPr>
+    </w:p>
+    <w:p>
+      <w:pPr>
+        <w:pBdr>
+          <w:bottom w:val="single" w:color="E0E0E0" w:sz="1" w:space="4"/>
+        </w:pBdr>
+        <w:spacing w:after="100" w:before="280"/>
+      </w:pPr>
+      <w:r>
+        <w:rPr>
+          <w:rFonts w:ascii="Microsoft JhengHei" w:cs="Microsoft JhengHei" w:eastAsia="Microsoft JhengHei" w:hAnsi="Microsoft JhengHei"/>
+          <w:b/>
+          <w:bCs/>
+          <w:color w:val="185CA0"/>
+          <w:sz w:val="24"/>
+          <w:szCs w:val="24"/>
+        </w:rPr>
+        <w:t xml:space="preserve">習題 1</w:t>
+      </w:r>
+    </w:p>
+    <w:p>
+      <w:pPr>
+        <w:spacing w:after="40"/>
+        <w:ind w:left="480"/>
+      </w:pPr>
+      <w:r>
+        <w:rPr>
+          <w:rFonts w:ascii="Microsoft JhengHei" w:cs="Microsoft JhengHei" w:eastAsia="Microsoft JhengHei" w:hAnsi="Microsoft JhengHei"/>
+          <w:sz w:val="22"/>
+          <w:szCs w:val="22"/>
+        </w:rPr>
+        <w:t xml:space="preserve">(1) RC = 2.4 kΩ，RB = 43 kΩ</w:t>
+      </w:r>
+    </w:p>
+    <w:p>
+      <w:pPr>
+        <w:spacing w:after="200"/>
+        <w:ind w:left="480"/>
+      </w:pPr>
+      <w:r>
+        <w:rPr>
+          <w:rFonts w:ascii="Microsoft JhengHei" w:cs="Microsoft JhengHei" w:eastAsia="Microsoft JhengHei" w:hAnsi="Microsoft JhengHei"/>
+          <w:sz w:val="22"/>
+          <w:szCs w:val="22"/>
+        </w:rPr>
+        <w:t xml:space="preserve">(2) Pavg = 5.25 mW</w:t>
+      </w:r>
+    </w:p>
+    <w:p>
+      <w:pPr>
+        <w:pBdr>
+          <w:bottom w:val="single" w:color="E0E0E0" w:sz="1" w:space="4"/>
+        </w:pBdr>
+        <w:spacing w:after="100" w:before="280"/>
+      </w:pPr>
+      <w:r>
+        <w:rPr>
+          <w:rFonts w:ascii="Microsoft JhengHei" w:cs="Microsoft JhengHei" w:eastAsia="Microsoft JhengHei" w:hAnsi="Microsoft JhengHei"/>
+          <w:b/>
+          <w:bCs/>
+          <w:color w:val="185CA0"/>
+          <w:sz w:val="24"/>
+          <w:szCs w:val="24"/>
+        </w:rPr>
+        <w:t xml:space="preserve">習題 2</w:t>
+      </w:r>
+    </w:p>
+    <w:p>
+      <w:pPr>
+        <w:spacing w:after="40"/>
+        <w:ind w:left="480"/>
+      </w:pPr>
+      <w:r>
+        <w:rPr>
+          <w:rFonts w:ascii="Microsoft JhengHei" w:cs="Microsoft JhengHei" w:eastAsia="Microsoft JhengHei" w:hAnsi="Microsoft JhengHei"/>
+          <w:sz w:val="22"/>
+          <w:szCs w:val="22"/>
+        </w:rPr>
+        <w:t xml:space="preserve">(1) RB,max ≈ 896 kΩ</w:t>
+      </w:r>
+    </w:p>
+    <w:p>
+      <w:pPr>
+        <w:spacing w:after="200"/>
+        <w:ind w:left="480"/>
+      </w:pPr>
+      <w:r>
+        <w:rPr>
+          <w:rFonts w:ascii="Microsoft JhengHei" w:cs="Microsoft JhengHei" w:eastAsia="Microsoft JhengHei" w:hAnsi="Microsoft JhengHei"/>
+          <w:sz w:val="22"/>
+          <w:szCs w:val="22"/>
+        </w:rPr>
+        <w:t xml:space="preserve">(2) RC,min ≈ 11.2 Ω</w:t>
+      </w:r>
+    </w:p>
+    <w:p>
+      <w:pPr>
+        <w:pBdr>
+          <w:bottom w:val="single" w:color="E0E0E0" w:sz="1" w:space="4"/>
+        </w:pBdr>
+        <w:spacing w:after="100" w:before="280"/>
+      </w:pPr>
+      <w:r>
+        <w:rPr>
+          <w:rFonts w:ascii="Microsoft JhengHei" w:cs="Microsoft JhengHei" w:eastAsia="Microsoft JhengHei" w:hAnsi="Microsoft JhengHei"/>
+          <w:b/>
+          <w:bCs/>
+          <w:color w:val="185CA0"/>
+          <w:sz w:val="24"/>
+          <w:szCs w:val="24"/>
+        </w:rPr>
+        <w:t xml:space="preserve">習題 3</w:t>
+      </w:r>
+    </w:p>
+    <w:p>
+      <w:pPr>
+        <w:spacing w:after="200"/>
+        <w:ind w:left="480"/>
+      </w:pPr>
+      <w:r>
+        <w:rPr>
+          <w:rFonts w:ascii="Microsoft JhengHei" w:cs="Microsoft JhengHei" w:eastAsia="Microsoft JhengHei" w:hAnsi="Microsoft JhengHei"/>
+          <w:sz w:val="22"/>
+          <w:szCs w:val="22"/>
+        </w:rPr>
+        <w:t xml:space="preserve">Pavg ≈ 1.03 mW</w:t>
+      </w:r>
+    </w:p>
+    <w:p>
+      <w:pPr>
+        <w:pBdr>
+          <w:bottom w:val="single" w:color="E0E0E0" w:sz="1" w:space="4"/>
+        </w:pBdr>
+        <w:spacing w:after="100" w:before="280"/>
+      </w:pPr>
+      <w:r>
+        <w:rPr>
+          <w:rFonts w:ascii="Microsoft JhengHei" w:cs="Microsoft JhengHei" w:eastAsia="Microsoft JhengHei" w:hAnsi="Microsoft JhengHei"/>
+          <w:b/>
+          <w:bCs/>
+          <w:color w:val="185CA0"/>
+          <w:sz w:val="24"/>
+          <w:szCs w:val="24"/>
+        </w:rPr>
+        <w:t xml:space="preserve">習題 4</w:t>
+      </w:r>
+    </w:p>
+    <w:p>
+      <w:pPr>
+        <w:spacing w:after="200"/>
+        <w:ind w:left="480"/>
+      </w:pPr>
+      <w:r>
+        <w:rPr>
+          <w:rFonts w:ascii="Microsoft JhengHei" w:cs="Microsoft JhengHei" w:eastAsia="Microsoft JhengHei" w:hAnsi="Microsoft JhengHei"/>
+          <w:sz w:val="22"/>
+          <w:szCs w:val="22"/>
+        </w:rPr>
+        <w:t xml:space="preserve">RB ≈ 3.42 kΩ</w:t>
+      </w:r>
+    </w:p>
+    <w:p>
+      <w:pPr>
+        <w:pBdr>
+          <w:bottom w:val="single" w:color="E0E0E0" w:sz="1" w:space="4"/>
+        </w:pBdr>
+        <w:spacing w:after="100" w:before="280"/>
+      </w:pPr>
+      <w:r>
+        <w:rPr>
+          <w:rFonts w:ascii="Microsoft JhengHei" w:cs="Microsoft JhengHei" w:eastAsia="Microsoft JhengHei" w:hAnsi="Microsoft JhengHei"/>
+          <w:b/>
+          <w:bCs/>
+          <w:color w:val="185CA0"/>
+          <w:sz w:val="24"/>
+          <w:szCs w:val="24"/>
+        </w:rPr>
+        <w:t xml:space="preserve">習題 5</w:t>
+      </w:r>
+    </w:p>
+    <w:p>
+      <w:pPr>
+        <w:spacing w:after="200"/>
+        <w:ind w:left="480"/>
+      </w:pPr>
+      <w:r>
+        <w:rPr>
+          <w:rFonts w:ascii="Microsoft JhengHei" w:cs="Microsoft JhengHei" w:eastAsia="Microsoft JhengHei" w:hAnsi="Microsoft JhengHei"/>
+          <w:sz w:val="22"/>
+          <w:szCs w:val="22"/>
+        </w:rPr>
+        <w:t xml:space="preserve">Pavg ≈ 7.8 mW</w:t>
+      </w:r>
+    </w:p>
+    <w:p>
+      <w:pPr>
+        <w:pBdr>
+          <w:bottom w:val="single" w:color="E0E0E0" w:sz="1" w:space="4"/>
+        </w:pBdr>
+        <w:spacing w:after="100" w:before="280"/>
+      </w:pPr>
+      <w:r>
+        <w:rPr>
+          <w:rFonts w:ascii="Microsoft JhengHei" w:cs="Microsoft JhengHei" w:eastAsia="Microsoft JhengHei" w:hAnsi="Microsoft JhengHei"/>
+          <w:b/>
+          <w:bCs/>
+          <w:color w:val="185CA0"/>
+          <w:sz w:val="24"/>
+          <w:szCs w:val="24"/>
+        </w:rPr>
+        <w:t xml:space="preserve">習題 6</w:t>
+      </w:r>
+    </w:p>
+    <w:p>
+      <w:pPr>
+        <w:spacing w:after="40"/>
+        <w:ind w:left="480"/>
+      </w:pPr>
+      <w:r>
+        <w:rPr>
+          <w:rFonts w:ascii="Microsoft JhengHei" w:cs="Microsoft JhengHei" w:eastAsia="Microsoft JhengHei" w:hAnsi="Microsoft JhengHei"/>
+          <w:sz w:val="22"/>
+          <w:szCs w:val="22"/>
+        </w:rPr>
+        <w:t xml:space="preserve">(1) Io ≈ 3.63 mA（Vo ≈ 3.63 V）</w:t>
+      </w:r>
+    </w:p>
+    <w:p>
+      <w:pPr>
+        <w:spacing w:after="200"/>
+        <w:ind w:left="480"/>
+      </w:pPr>
+      <w:r>
+        <w:rPr>
+          <w:rFonts w:ascii="Microsoft JhengHei" w:cs="Microsoft JhengHei" w:eastAsia="Microsoft JhengHei" w:hAnsi="Microsoft JhengHei"/>
+          <w:sz w:val="22"/>
+          <w:szCs w:val="22"/>
+        </w:rPr>
+        <w:t xml:space="preserve">(2) P ≈ 18.1 mW</w:t>
+      </w:r>
+    </w:p>
+    <w:p>
+      <w:pPr>
+        <w:pBdr>
+          <w:bottom w:val="single" w:color="E0E0E0" w:sz="1" w:space="4"/>
+        </w:pBdr>
+        <w:spacing w:after="100" w:before="280"/>
+      </w:pPr>
+      <w:r>
+        <w:rPr>
+          <w:rFonts w:ascii="Microsoft JhengHei" w:cs="Microsoft JhengHei" w:eastAsia="Microsoft JhengHei" w:hAnsi="Microsoft JhengHei"/>
+          <w:b/>
+          <w:bCs/>
+          <w:color w:val="185CA0"/>
+          <w:sz w:val="24"/>
+          <w:szCs w:val="24"/>
+        </w:rPr>
+        <w:t xml:space="preserve">習題 7</w:t>
+      </w:r>
+    </w:p>
+    <w:p>
+      <w:pPr>
+        <w:spacing w:after="40"/>
+        <w:ind w:left="480"/>
+      </w:pPr>
+      <w:r>
+        <w:rPr>
+          <w:rFonts w:ascii="Microsoft JhengHei" w:cs="Microsoft JhengHei" w:eastAsia="Microsoft JhengHei" w:hAnsi="Microsoft JhengHei"/>
+          <w:sz w:val="22"/>
+          <w:szCs w:val="22"/>
+        </w:rPr>
+        <w:t xml:space="preserve">Io ≈ 0.40 mA，Vo ≈ 4.05 V，P ≈ 2.0 mW</w:t>
+      </w:r>
+    </w:p>
+    <w:p>
+      <w:pPr>
+        <w:spacing w:after="200"/>
+        <w:ind w:left="480"/>
+      </w:pPr>
+      <w:r>
+        <w:rPr>
+          <w:rFonts w:ascii="Microsoft JhengHei" w:cs="Microsoft JhengHei" w:eastAsia="Microsoft JhengHei" w:hAnsi="Microsoft JhengHei"/>
+          <w:sz w:val="22"/>
+          <w:szCs w:val="22"/>
+        </w:rPr>
+        <w:t xml:space="preserve">（RL ≫ R4 時，R4 影響甚小）</w:t>
+      </w:r>
+    </w:p>
+    <w:p>
+      <w:pPr>
+        <w:pBdr>
+          <w:bottom w:val="single" w:color="E0E0E0" w:sz="1" w:space="4"/>
+        </w:pBdr>
+        <w:spacing w:after="100" w:before="280"/>
+      </w:pPr>
+      <w:r>
+        <w:rPr>
+          <w:rFonts w:ascii="Microsoft JhengHei" w:cs="Microsoft JhengHei" w:eastAsia="Microsoft JhengHei" w:hAnsi="Microsoft JhengHei"/>
+          <w:b/>
+          <w:bCs/>
+          <w:color w:val="185CA0"/>
+          <w:sz w:val="24"/>
+          <w:szCs w:val="24"/>
+        </w:rPr>
+        <w:t xml:space="preserve">習題 8</w:t>
+      </w:r>
+    </w:p>
+    <w:p>
+      <w:pPr>
+        <w:spacing w:after="40"/>
+        <w:ind w:left="480"/>
+      </w:pPr>
+      <w:r>
+        <w:rPr>
+          <w:rFonts w:ascii="Microsoft JhengHei" w:cs="Microsoft JhengHei" w:eastAsia="Microsoft JhengHei" w:hAnsi="Microsoft JhengHei"/>
+          <w:sz w:val="22"/>
+          <w:szCs w:val="22"/>
+        </w:rPr>
+        <w:t xml:space="preserve">VH = 4.5 V，VL = 0.5 V</w:t>
+      </w:r>
+    </w:p>
+    <w:p>
+      <w:pPr>
+        <w:spacing w:after="200"/>
+        <w:ind w:left="480"/>
+      </w:pPr>
+      <w:r>
+        <w:rPr>
+          <w:rFonts w:ascii="Microsoft JhengHei" w:cs="Microsoft JhengHei" w:eastAsia="Microsoft JhengHei" w:hAnsi="Microsoft JhengHei"/>
+          <w:sz w:val="22"/>
+          <w:szCs w:val="22"/>
+        </w:rPr>
+        <w:t xml:space="preserve">因輸出 npn 為射極隨耦器，各損失一個 VBE(on)。</w:t>
+      </w:r>
+    </w:p>
+    <w:p>
+      <w:pPr>
+        <w:pBdr>
+          <w:bottom w:val="single" w:color="E0E0E0" w:sz="1" w:space="4"/>
+        </w:pBdr>
+        <w:spacing w:after="100" w:before="280"/>
+      </w:pPr>
+      <w:r>
+        <w:rPr>
+          <w:rFonts w:ascii="Microsoft JhengHei" w:cs="Microsoft JhengHei" w:eastAsia="Microsoft JhengHei" w:hAnsi="Microsoft JhengHei"/>
+          <w:b/>
+          <w:bCs/>
+          <w:color w:val="185CA0"/>
+          <w:sz w:val="24"/>
+          <w:szCs w:val="24"/>
+        </w:rPr>
+        <w:t xml:space="preserve">習題 9</w:t>
+      </w:r>
+    </w:p>
+    <w:p>
+      <w:pPr>
+        <w:spacing w:after="40"/>
+        <w:ind w:left="480"/>
+      </w:pPr>
+      <w:r>
+        <w:rPr>
+          <w:rFonts w:ascii="Microsoft JhengHei" w:cs="Microsoft JhengHei" w:eastAsia="Microsoft JhengHei" w:hAnsi="Microsoft JhengHei"/>
+          <w:sz w:val="22"/>
+          <w:szCs w:val="22"/>
+        </w:rPr>
+        <w:t xml:space="preserve">τ = RON·C/(β+1) ≈ 9.9 ps</w:t>
+      </w:r>
+    </w:p>
+    <w:p>
+      <w:pPr>
+        <w:spacing w:after="200"/>
+        <w:ind w:left="480"/>
+      </w:pPr>
+      <w:r>
+        <w:rPr>
+          <w:rFonts w:ascii="Microsoft JhengHei" w:cs="Microsoft JhengHei" w:eastAsia="Microsoft JhengHei" w:hAnsi="Microsoft JhengHei"/>
+          <w:sz w:val="22"/>
+          <w:szCs w:val="22"/>
+        </w:rPr>
+        <w:t xml:space="preserve">充至 VH 約 30 ps——比純 RON·C = 1 ns 快約 (β+1) 倍。</w:t>
+      </w:r>
+    </w:p>
+    <w:p>
+      <w:pPr>
+        <w:pBdr>
+          <w:bottom w:val="single" w:color="E0E0E0" w:sz="1" w:space="4"/>
+        </w:pBdr>
+        <w:spacing w:after="100" w:before="280"/>
+      </w:pPr>
+      <w:r>
+        <w:rPr>
+          <w:rFonts w:ascii="Microsoft JhengHei" w:cs="Microsoft JhengHei" w:eastAsia="Microsoft JhengHei" w:hAnsi="Microsoft JhengHei"/>
+          <w:b/>
+          <w:bCs/>
+          <w:color w:val="185CA0"/>
+          <w:sz w:val="24"/>
+          <w:szCs w:val="24"/>
+        </w:rPr>
+        <w:t xml:space="preserve">習題 10</w:t>
+      </w:r>
+    </w:p>
+    <w:p>
+      <w:pPr>
+        <w:spacing w:after="40"/>
+        <w:ind w:left="480"/>
+      </w:pPr>
+      <w:r>
+        <w:rPr>
+          <w:rFonts w:ascii="Microsoft JhengHei" w:cs="Microsoft JhengHei" w:eastAsia="Microsoft JhengHei" w:hAnsi="Microsoft JhengHei"/>
+          <w:sz w:val="22"/>
+          <w:szCs w:val="22"/>
+        </w:rPr>
+        <w:t xml:space="preserve">τ ≈ 9.9 ps，放電至 VL 約 30 ps</w:t>
+      </w:r>
+    </w:p>
+    <w:p>
+      <w:pPr>
+        <w:spacing w:after="200"/>
+        <w:ind w:left="480"/>
+      </w:pPr>
+      <w:r>
+        <w:rPr>
+          <w:rFonts w:ascii="Microsoft JhengHei" w:cs="Microsoft JhengHei" w:eastAsia="Microsoft JhengHei" w:hAnsi="Microsoft JhengHei"/>
+          <w:sz w:val="22"/>
+          <w:szCs w:val="22"/>
+        </w:rPr>
+        <w:t xml:space="preserve">同樣被 BJT 電流增益加速約 (β+1) 倍。</w:t>
       </w:r>
     </w:p>
     <w:sectPr>
       <w:pgSz w:w="11906" w:h="16838" w:orient="portrait"/>
-      <w:pgMar w:top="1440" w:right="1440" w:bottom="1440" w:left="1440" w:header="708" w:footer="708" w:gutter="0"/>
+      <w:pgMar w:top="1440" w:right="1260" w:bottom="1440" w:left="1260" w:header="708" w:footer="708" w:gutter="0"/>
       <w:pgNumType/>
       <w:docGrid w:linePitch="360"/>
     </w:sectPr>
@@ -353,13 +655,7 @@
 <file path=word/styles.xml><?xml version="1.0" encoding="utf-8"?>
 <w:styles xmlns:mc="http://schemas.openxmlformats.org/markup-compatibility/2006" xmlns:r="http://schemas.openxmlformats.org/officeDocument/2006/relationships" xmlns:w="http://schemas.openxmlformats.org/wordprocessingml/2006/main" xmlns:w14="http://schemas.microsoft.com/office/word/2010/wordml" xmlns:w15="http://schemas.microsoft.com/office/word/2012/wordml" mc:Ignorable="w14 w15">
   <w:docDefaults>
-    <w:rPrDefault>
-      <w:rPr>
-        <w:rFonts w:ascii="Microsoft JhengHei" w:cs="Microsoft JhengHei" w:eastAsia="Microsoft JhengHei" w:hAnsi="Microsoft JhengHei"/>
-        <w:sz w:val="24"/>
-        <w:szCs w:val="24"/>
-      </w:rPr>
-    </w:rPrDefault>
+    <w:rPrDefault/>
     <w:pPrDefault/>
   </w:docDefaults>
   <w:style w:type="paragraph" w:styleId="Title">
